--- a/docs/上板测试操作手册.docx
+++ b/docs/上板测试操作手册.docx
@@ -268,6 +268,652 @@
           <w:sz w:val="21"/>
         </w:rPr>
         <w:t>不要当成结论用</w:t>
+      </w:r>
+    </w:p>
+    <w:p>
+      <w:pPr>
+        <w:spacing w:before="40" w:after="40"/>
+        <w:pBdr>
+          <w:bottom w:val="single" w:sz="6" w:space="1" w:color="CCCCCC"/>
+        </w:pBdr>
+      </w:pPr>
+    </w:p>
+    <w:p>
+      <w:pPr>
+        <w:keepNext/>
+        <w:spacing w:before="160" w:after="60"/>
+      </w:pPr>
+      <w:r>
+        <w:rPr>
+          <w:rFonts w:ascii="微软雅黑" w:hAnsi="微软雅黑" w:eastAsia="微软雅黑"/>
+          <w:b/>
+          <w:i w:val="0"/>
+          <w:color w:val="1F4E79"/>
+          <w:sz w:val="25"/>
+        </w:rPr>
+        <w:t>本文用到的四个环境（**每段代码前都标了在哪跑**）</w:t>
+      </w:r>
+    </w:p>
+    <w:p>
+      <w:pPr>
+        <w:spacing w:after="80" w:line="276" w:lineRule="auto"/>
+      </w:pPr>
+      <w:r>
+        <w:rPr>
+          <w:rFonts w:ascii="微软雅黑" w:hAnsi="微软雅黑" w:eastAsia="微软雅黑"/>
+          <w:b w:val="0"/>
+          <w:i w:val="0"/>
+          <w:sz w:val="21"/>
+        </w:rPr>
+        <w:t>上板这件事最容易卡住的地方，不是命令本身，而是</w:t>
+      </w:r>
+      <w:r>
+        <w:rPr>
+          <w:rFonts w:ascii="微软雅黑" w:hAnsi="微软雅黑" w:eastAsia="微软雅黑"/>
+          <w:b/>
+          <w:i w:val="0"/>
+          <w:sz w:val="21"/>
+        </w:rPr>
+        <w:t>不知道该在哪儿敲</w:t>
+      </w:r>
+      <w:r>
+        <w:rPr>
+          <w:rFonts w:ascii="微软雅黑" w:hAnsi="微软雅黑" w:eastAsia="微软雅黑"/>
+          <w:b w:val="0"/>
+          <w:i w:val="0"/>
+          <w:sz w:val="21"/>
+        </w:rPr>
+        <w:t>。 所以本文在</w:t>
+      </w:r>
+      <w:r>
+        <w:rPr>
+          <w:rFonts w:ascii="微软雅黑" w:hAnsi="微软雅黑" w:eastAsia="微软雅黑"/>
+          <w:b/>
+          <w:i w:val="0"/>
+          <w:sz w:val="21"/>
+        </w:rPr>
+        <w:t>每段代码前面</w:t>
+      </w:r>
+      <w:r>
+        <w:rPr>
+          <w:rFonts w:ascii="微软雅黑" w:hAnsi="微软雅黑" w:eastAsia="微软雅黑"/>
+          <w:b w:val="0"/>
+          <w:i w:val="0"/>
+          <w:sz w:val="21"/>
+        </w:rPr>
+        <w:t>都加了一个标记：</w:t>
+      </w:r>
+    </w:p>
+    <w:p>
+      <w:pPr>
+        <w:spacing w:before="20" w:after="0" w:line="240" w:lineRule="auto"/>
+        <w:ind w:left="283"/>
+        <w:pBdr>
+          <w:left w:val="single" w:sz="18" w:space="8" w:color="C0C0C0"/>
+        </w:pBdr>
+        <w:shd w:val="clear" w:color="auto" w:fill="F5F5F5"/>
+      </w:pPr>
+      <w:r>
+        <w:rPr>
+          <w:rFonts w:ascii="Consolas" w:hAnsi="Consolas" w:eastAsia="微软雅黑"/>
+          <w:b w:val="0"/>
+          <w:i w:val="0"/>
+          <w:color w:val="1A1A1A"/>
+          <w:sz w:val="18"/>
+        </w:rPr>
+        <w:t>【终端：PC · Git Bash】              ← 在你的开发机上</w:t>
+      </w:r>
+    </w:p>
+    <w:p>
+      <w:pPr>
+        <w:spacing w:before="0" w:after="0" w:line="240" w:lineRule="auto"/>
+        <w:ind w:left="283"/>
+        <w:pBdr>
+          <w:left w:val="single" w:sz="18" w:space="8" w:color="C0C0C0"/>
+        </w:pBdr>
+        <w:shd w:val="clear" w:color="auto" w:fill="F5F5F5"/>
+      </w:pPr>
+      <w:r>
+        <w:rPr>
+          <w:rFonts w:ascii="Consolas" w:hAnsi="Consolas" w:eastAsia="微软雅黑"/>
+          <w:b w:val="0"/>
+          <w:i w:val="0"/>
+          <w:color w:val="1A1A1A"/>
+          <w:sz w:val="18"/>
+        </w:rPr>
+        <w:t>【终端：PYNQ · Jupyter 或串口】       ← 在板子上的 Linux 里</w:t>
+      </w:r>
+    </w:p>
+    <w:p>
+      <w:pPr>
+        <w:spacing w:before="0" w:after="0" w:line="240" w:lineRule="auto"/>
+        <w:ind w:left="283"/>
+        <w:pBdr>
+          <w:left w:val="single" w:sz="18" w:space="8" w:color="C0C0C0"/>
+        </w:pBdr>
+        <w:shd w:val="clear" w:color="auto" w:fill="F5F5F5"/>
+      </w:pPr>
+      <w:r>
+        <w:rPr>
+          <w:rFonts w:ascii="Consolas" w:hAnsi="Consolas" w:eastAsia="微软雅黑"/>
+          <w:b w:val="0"/>
+          <w:i w:val="0"/>
+          <w:color w:val="1A1A1A"/>
+          <w:sz w:val="18"/>
+        </w:rPr>
+        <w:t>【终端：串口 · MobaXterm】            ← 串口终端（看启动日志用）</w:t>
+      </w:r>
+    </w:p>
+    <w:p>
+      <w:pPr>
+        <w:spacing w:before="0" w:after="20" w:line="240" w:lineRule="auto"/>
+        <w:ind w:left="283"/>
+        <w:pBdr>
+          <w:left w:val="single" w:sz="18" w:space="8" w:color="C0C0C0"/>
+        </w:pBdr>
+        <w:shd w:val="clear" w:color="auto" w:fill="F5F5F5"/>
+      </w:pPr>
+      <w:r>
+        <w:rPr>
+          <w:rFonts w:ascii="Consolas" w:hAnsi="Consolas" w:eastAsia="微软雅黑"/>
+          <w:b w:val="0"/>
+          <w:i w:val="0"/>
+          <w:color w:val="1A1A1A"/>
+          <w:sz w:val="18"/>
+        </w:rPr>
+        <w:t>【终端：仪器 · 万用表】               ← 手持仪器，不是电脑</w:t>
+      </w:r>
+    </w:p>
+    <w:p>
+      <w:pPr>
+        <w:spacing w:after="80" w:line="276" w:lineRule="auto"/>
+      </w:pPr>
+      <w:r>
+        <w:rPr>
+          <w:rFonts w:ascii="微软雅黑" w:hAnsi="微软雅黑" w:eastAsia="微软雅黑"/>
+          <w:b w:val="0"/>
+          <w:i w:val="0"/>
+          <w:sz w:val="21"/>
+        </w:rPr>
+        <w:t>四个环境分别是：</w:t>
+      </w:r>
+    </w:p>
+    <w:tbl>
+      <w:tblPr>
+        <w:tblStyle w:val="TableGrid"/>
+        <w:tblW w:type="auto" w:w="0"/>
+        <w:tblLook w:firstColumn="1" w:firstRow="1" w:lastColumn="0" w:lastRow="0" w:noHBand="0" w:noVBand="1" w:val="04A0"/>
+      </w:tblPr>
+      <w:tblGrid>
+        <w:gridCol w:w="3213"/>
+        <w:gridCol w:w="3213"/>
+        <w:gridCol w:w="3213"/>
+      </w:tblGrid>
+      <w:tr>
+        <w:tc>
+          <w:tcPr>
+            <w:tcW w:type="dxa" w:w="3213"/>
+            <w:shd w:val="clear" w:color="auto" w:fill="DEEAF6"/>
+          </w:tcPr>
+          <w:p>
+            <w:pPr>
+              <w:spacing w:after="0"/>
+            </w:pPr>
+            <w:r/>
+            <w:r>
+              <w:rPr>
+                <w:rFonts w:ascii="微软雅黑" w:hAnsi="微软雅黑" w:eastAsia="微软雅黑"/>
+                <w:b/>
+                <w:i w:val="0"/>
+                <w:sz w:val="19"/>
+              </w:rPr>
+              <w:t>标记</w:t>
+            </w:r>
+          </w:p>
+        </w:tc>
+        <w:tc>
+          <w:tcPr>
+            <w:tcW w:type="dxa" w:w="3213"/>
+            <w:shd w:val="clear" w:color="auto" w:fill="DEEAF6"/>
+          </w:tcPr>
+          <w:p>
+            <w:pPr>
+              <w:spacing w:after="0"/>
+            </w:pPr>
+            <w:r/>
+            <w:r>
+              <w:rPr>
+                <w:rFonts w:ascii="微软雅黑" w:hAnsi="微软雅黑" w:eastAsia="微软雅黑"/>
+                <w:b/>
+                <w:i w:val="0"/>
+                <w:sz w:val="19"/>
+              </w:rPr>
+              <w:t>是什么</w:t>
+            </w:r>
+          </w:p>
+        </w:tc>
+        <w:tc>
+          <w:tcPr>
+            <w:tcW w:type="dxa" w:w="3213"/>
+            <w:shd w:val="clear" w:color="auto" w:fill="DEEAF6"/>
+          </w:tcPr>
+          <w:p>
+            <w:pPr>
+              <w:spacing w:after="0"/>
+            </w:pPr>
+            <w:r/>
+            <w:r>
+              <w:rPr>
+                <w:rFonts w:ascii="微软雅黑" w:hAnsi="微软雅黑" w:eastAsia="微软雅黑"/>
+                <w:b/>
+                <w:i w:val="0"/>
+                <w:sz w:val="19"/>
+              </w:rPr>
+              <w:t>怎么进去</w:t>
+            </w:r>
+          </w:p>
+        </w:tc>
+      </w:tr>
+      <w:tr>
+        <w:tc>
+          <w:tcPr>
+            <w:tcW w:type="dxa" w:w="3213"/>
+          </w:tcPr>
+          <w:p>
+            <w:pPr>
+              <w:spacing w:after="0"/>
+            </w:pPr>
+            <w:r/>
+            <w:r>
+              <w:rPr>
+                <w:rFonts w:ascii="微软雅黑" w:hAnsi="微软雅黑" w:eastAsia="微软雅黑"/>
+                <w:b/>
+                <w:i w:val="0"/>
+                <w:sz w:val="19"/>
+              </w:rPr>
+              <w:t>PC · Git Bash</w:t>
+            </w:r>
+          </w:p>
+        </w:tc>
+        <w:tc>
+          <w:tcPr>
+            <w:tcW w:type="dxa" w:w="3213"/>
+          </w:tcPr>
+          <w:p>
+            <w:pPr>
+              <w:spacing w:after="0"/>
+            </w:pPr>
+            <w:r/>
+            <w:r>
+              <w:rPr>
+                <w:rFonts w:ascii="微软雅黑" w:hAnsi="微软雅黑" w:eastAsia="微软雅黑"/>
+                <w:b w:val="0"/>
+                <w:i w:val="0"/>
+                <w:sz w:val="19"/>
+              </w:rPr>
+              <w:t>你的开发机（有 Vivado/Vitis、仓库源码）</w:t>
+            </w:r>
+          </w:p>
+        </w:tc>
+        <w:tc>
+          <w:tcPr>
+            <w:tcW w:type="dxa" w:w="3213"/>
+          </w:tcPr>
+          <w:p>
+            <w:pPr>
+              <w:spacing w:after="0"/>
+            </w:pPr>
+            <w:r/>
+            <w:r>
+              <w:rPr>
+                <w:rFonts w:ascii="微软雅黑" w:hAnsi="微软雅黑" w:eastAsia="微软雅黑"/>
+                <w:b w:val="0"/>
+                <w:i w:val="0"/>
+                <w:sz w:val="19"/>
+              </w:rPr>
+              <w:t>右键 → Git Bash Here；或用 MobaXterm 的 Local terminal</w:t>
+            </w:r>
+          </w:p>
+        </w:tc>
+      </w:tr>
+      <w:tr>
+        <w:tc>
+          <w:tcPr>
+            <w:tcW w:type="dxa" w:w="3213"/>
+          </w:tcPr>
+          <w:p>
+            <w:pPr>
+              <w:spacing w:after="0"/>
+            </w:pPr>
+            <w:r/>
+            <w:r>
+              <w:rPr>
+                <w:rFonts w:ascii="微软雅黑" w:hAnsi="微软雅黑" w:eastAsia="微软雅黑"/>
+                <w:b/>
+                <w:i w:val="0"/>
+                <w:sz w:val="19"/>
+              </w:rPr>
+              <w:t>PYNQ · Jupyter</w:t>
+            </w:r>
+          </w:p>
+        </w:tc>
+        <w:tc>
+          <w:tcPr>
+            <w:tcW w:type="dxa" w:w="3213"/>
+          </w:tcPr>
+          <w:p>
+            <w:pPr>
+              <w:spacing w:after="0"/>
+            </w:pPr>
+            <w:r/>
+            <w:r>
+              <w:rPr>
+                <w:rFonts w:ascii="微软雅黑" w:hAnsi="微软雅黑" w:eastAsia="微软雅黑"/>
+                <w:b w:val="0"/>
+                <w:i w:val="0"/>
+                <w:sz w:val="19"/>
+              </w:rPr>
+              <w:t>板子上的 Python</w:t>
+            </w:r>
+          </w:p>
+        </w:tc>
+        <w:tc>
+          <w:tcPr>
+            <w:tcW w:type="dxa" w:w="3213"/>
+          </w:tcPr>
+          <w:p>
+            <w:pPr>
+              <w:spacing w:after="0"/>
+            </w:pPr>
+            <w:r/>
+            <w:r>
+              <w:rPr>
+                <w:rFonts w:ascii="微软雅黑" w:hAnsi="微软雅黑" w:eastAsia="微软雅黑"/>
+                <w:b w:val="0"/>
+                <w:i w:val="0"/>
+                <w:sz w:val="19"/>
+              </w:rPr>
+              <w:t xml:space="preserve">浏览器开 </w:t>
+            </w:r>
+            <w:r>
+              <w:rPr>
+                <w:rFonts w:ascii="Consolas" w:hAnsi="Consolas" w:eastAsia="微软雅黑"/>
+                <w:b w:val="0"/>
+                <w:i w:val="0"/>
+                <w:color w:val="A03000"/>
+                <w:sz w:val="18"/>
+              </w:rPr>
+              <w:t>http://&lt;板子IP&gt;:9090</w:t>
+            </w:r>
+          </w:p>
+        </w:tc>
+      </w:tr>
+      <w:tr>
+        <w:tc>
+          <w:tcPr>
+            <w:tcW w:type="dxa" w:w="3213"/>
+          </w:tcPr>
+          <w:p>
+            <w:pPr>
+              <w:spacing w:after="0"/>
+            </w:pPr>
+            <w:r/>
+            <w:r>
+              <w:rPr>
+                <w:rFonts w:ascii="微软雅黑" w:hAnsi="微软雅黑" w:eastAsia="微软雅黑"/>
+                <w:b/>
+                <w:i w:val="0"/>
+                <w:sz w:val="19"/>
+              </w:rPr>
+              <w:t>PYNQ · 串口</w:t>
+            </w:r>
+          </w:p>
+        </w:tc>
+        <w:tc>
+          <w:tcPr>
+            <w:tcW w:type="dxa" w:w="3213"/>
+          </w:tcPr>
+          <w:p>
+            <w:pPr>
+              <w:spacing w:after="0"/>
+            </w:pPr>
+            <w:r/>
+            <w:r>
+              <w:rPr>
+                <w:rFonts w:ascii="微软雅黑" w:hAnsi="微软雅黑" w:eastAsia="微软雅黑"/>
+                <w:b w:val="0"/>
+                <w:i w:val="0"/>
+                <w:sz w:val="19"/>
+              </w:rPr>
+              <w:t>板子上的命令行（和 Jupyter 是同一个 Linux）</w:t>
+            </w:r>
+          </w:p>
+        </w:tc>
+        <w:tc>
+          <w:tcPr>
+            <w:tcW w:type="dxa" w:w="3213"/>
+          </w:tcPr>
+          <w:p>
+            <w:pPr>
+              <w:spacing w:after="0"/>
+            </w:pPr>
+            <w:r/>
+            <w:r>
+              <w:rPr>
+                <w:rFonts w:ascii="微软雅黑" w:hAnsi="微软雅黑" w:eastAsia="微软雅黑"/>
+                <w:b w:val="0"/>
+                <w:i w:val="0"/>
+                <w:sz w:val="19"/>
+              </w:rPr>
+              <w:t>见 §3.1</w:t>
+            </w:r>
+          </w:p>
+        </w:tc>
+      </w:tr>
+      <w:tr>
+        <w:tc>
+          <w:tcPr>
+            <w:tcW w:type="dxa" w:w="3213"/>
+          </w:tcPr>
+          <w:p>
+            <w:pPr>
+              <w:spacing w:after="0"/>
+            </w:pPr>
+            <w:r/>
+            <w:r>
+              <w:rPr>
+                <w:rFonts w:ascii="微软雅黑" w:hAnsi="微软雅黑" w:eastAsia="微软雅黑"/>
+                <w:b/>
+                <w:i w:val="0"/>
+                <w:sz w:val="19"/>
+              </w:rPr>
+              <w:t>仪器</w:t>
+            </w:r>
+          </w:p>
+        </w:tc>
+        <w:tc>
+          <w:tcPr>
+            <w:tcW w:type="dxa" w:w="3213"/>
+          </w:tcPr>
+          <w:p>
+            <w:pPr>
+              <w:spacing w:after="0"/>
+            </w:pPr>
+            <w:r/>
+            <w:r>
+              <w:rPr>
+                <w:rFonts w:ascii="微软雅黑" w:hAnsi="微软雅黑" w:eastAsia="微软雅黑"/>
+                <w:b w:val="0"/>
+                <w:i w:val="0"/>
+                <w:sz w:val="19"/>
+              </w:rPr>
+              <w:t>万用表 / 示波器</w:t>
+            </w:r>
+          </w:p>
+        </w:tc>
+        <w:tc>
+          <w:tcPr>
+            <w:tcW w:type="dxa" w:w="3213"/>
+          </w:tcPr>
+          <w:p>
+            <w:pPr>
+              <w:spacing w:after="0"/>
+            </w:pPr>
+            <w:r/>
+            <w:r>
+              <w:rPr>
+                <w:rFonts w:ascii="微软雅黑" w:hAnsi="微软雅黑" w:eastAsia="微软雅黑"/>
+                <w:b w:val="0"/>
+                <w:i w:val="0"/>
+                <w:sz w:val="19"/>
+              </w:rPr>
+              <w:t>手持操作，不需要电脑</w:t>
+            </w:r>
+          </w:p>
+        </w:tc>
+      </w:tr>
+    </w:tbl>
+    <w:p>
+      <w:pPr>
+        <w:spacing w:after="40"/>
+      </w:pPr>
+    </w:p>
+    <w:p>
+      <w:pPr>
+        <w:spacing w:after="60" w:line="269" w:lineRule="auto"/>
+        <w:ind w:left="340"/>
+        <w:pBdr>
+          <w:left w:val="single" w:sz="16" w:space="8" w:color="E0A060"/>
+        </w:pBdr>
+      </w:pPr>
+      <w:r>
+        <w:rPr>
+          <w:rFonts w:ascii="微软雅黑" w:hAnsi="微软雅黑" w:eastAsia="微软雅黑"/>
+          <w:b w:val="0"/>
+          <w:i w:val="0"/>
+          <w:sz w:val="21"/>
+        </w:rPr>
+        <w:t xml:space="preserve">⚠ </w:t>
+      </w:r>
+      <w:r>
+        <w:rPr>
+          <w:rFonts w:ascii="微软雅黑" w:hAnsi="微软雅黑" w:eastAsia="微软雅黑"/>
+          <w:b/>
+          <w:i w:val="0"/>
+          <w:sz w:val="21"/>
+        </w:rPr>
+        <w:t>PC 和 PYNQ 上都有 Python，但装的东西完全不同</w:t>
+      </w:r>
+      <w:r>
+        <w:rPr>
+          <w:rFonts w:ascii="微软雅黑" w:hAnsi="微软雅黑" w:eastAsia="微软雅黑"/>
+          <w:b w:val="0"/>
+          <w:i w:val="0"/>
+          <w:sz w:val="21"/>
+        </w:rPr>
+        <w:t>： PC 上</w:t>
+      </w:r>
+      <w:r>
+        <w:rPr>
+          <w:rFonts w:ascii="微软雅黑" w:hAnsi="微软雅黑" w:eastAsia="微软雅黑"/>
+          <w:b/>
+          <w:i w:val="0"/>
+          <w:sz w:val="21"/>
+        </w:rPr>
+        <w:t>没有 `pynq` 模块</w:t>
+      </w:r>
+      <w:r>
+        <w:rPr>
+          <w:rFonts w:ascii="微软雅黑" w:hAnsi="微软雅黑" w:eastAsia="微软雅黑"/>
+          <w:b w:val="0"/>
+          <w:i w:val="0"/>
+          <w:sz w:val="21"/>
+        </w:rPr>
+        <w:t>（</w:t>
+      </w:r>
+      <w:r>
+        <w:rPr>
+          <w:rFonts w:ascii="Consolas" w:hAnsi="Consolas" w:eastAsia="微软雅黑"/>
+          <w:b w:val="0"/>
+          <w:i w:val="0"/>
+          <w:color w:val="A03000"/>
+          <w:sz w:val="20"/>
+        </w:rPr>
+        <w:t>import pynq</w:t>
+      </w:r>
+      <w:r>
+        <w:rPr>
+          <w:rFonts w:ascii="微软雅黑" w:hAnsi="微软雅黑" w:eastAsia="微软雅黑"/>
+          <w:b w:val="0"/>
+          <w:i w:val="0"/>
+          <w:sz w:val="21"/>
+        </w:rPr>
+        <w:t xml:space="preserve"> 会失败，这是正常的）； PYNQ 上</w:t>
+      </w:r>
+      <w:r>
+        <w:rPr>
+          <w:rFonts w:ascii="微软雅黑" w:hAnsi="微软雅黑" w:eastAsia="微软雅黑"/>
+          <w:b/>
+          <w:i w:val="0"/>
+          <w:sz w:val="21"/>
+        </w:rPr>
+        <w:t>没有 Vivado</w:t>
+      </w:r>
+      <w:r>
+        <w:rPr>
+          <w:rFonts w:ascii="微软雅黑" w:hAnsi="微软雅黑" w:eastAsia="微软雅黑"/>
+          <w:b w:val="0"/>
+          <w:i w:val="0"/>
+          <w:sz w:val="21"/>
+        </w:rPr>
+        <w:t xml:space="preserve">。 在错的那一侧跑，报错是 </w:t>
+      </w:r>
+      <w:r>
+        <w:rPr>
+          <w:rFonts w:ascii="Consolas" w:hAnsi="Consolas" w:eastAsia="微软雅黑"/>
+          <w:b w:val="0"/>
+          <w:i w:val="0"/>
+          <w:color w:val="A03000"/>
+          <w:sz w:val="20"/>
+        </w:rPr>
+        <w:t>ModuleNotFoundError</w:t>
+      </w:r>
+      <w:r>
+        <w:rPr>
+          <w:rFonts w:ascii="微软雅黑" w:hAnsi="微软雅黑" w:eastAsia="微软雅黑"/>
+          <w:b w:val="0"/>
+          <w:i w:val="0"/>
+          <w:sz w:val="21"/>
+        </w:rPr>
+        <w:t xml:space="preserve"> 或 </w:t>
+      </w:r>
+      <w:r>
+        <w:rPr>
+          <w:rFonts w:ascii="Consolas" w:hAnsi="Consolas" w:eastAsia="微软雅黑"/>
+          <w:b w:val="0"/>
+          <w:i w:val="0"/>
+          <w:color w:val="A03000"/>
+          <w:sz w:val="20"/>
+        </w:rPr>
+        <w:t>command not found</w:t>
+      </w:r>
+      <w:r>
+        <w:rPr>
+          <w:rFonts w:ascii="微软雅黑" w:hAnsi="微软雅黑" w:eastAsia="微软雅黑"/>
+          <w:b w:val="0"/>
+          <w:i w:val="0"/>
+          <w:sz w:val="21"/>
+        </w:rPr>
+        <w:t xml:space="preserve"> —— 看着像环境坏了，其实只是跑错了地方。</w:t>
+      </w:r>
+      <w:r>
+        <w:rPr>
+          <w:rFonts w:ascii="微软雅黑" w:hAnsi="微软雅黑" w:eastAsia="微软雅黑"/>
+          <w:b/>
+          <w:i w:val="0"/>
+          <w:sz w:val="21"/>
+        </w:rPr>
+        <w:t>这就是这些标记存在的理由。</w:t>
       </w:r>
     </w:p>
     <w:p>
@@ -4122,6 +4768,22 @@
           <w:sz w:val="21"/>
         </w:rPr>
         <w:t>：</w:t>
+      </w:r>
+    </w:p>
+    <w:p>
+      <w:pPr>
+        <w:spacing w:before="100" w:after="60"/>
+        <w:shd w:val="clear" w:color="auto" w:fill="FCE4E4"/>
+      </w:pPr>
+      <w:r>
+        <w:rPr>
+          <w:rFonts w:ascii="微软雅黑" w:hAnsi="微软雅黑" w:eastAsia="微软雅黑"/>
+          <w:b/>
+          <w:i w:val="0"/>
+          <w:color w:val="8B1A1A"/>
+          <w:sz w:val="20"/>
+        </w:rPr>
+        <w:t xml:space="preserve">  【终端：仪器 · 万用表（通断档）】  </w:t>
       </w:r>
     </w:p>
     <w:p>
@@ -5086,6 +5748,22 @@
     </w:p>
     <w:p>
       <w:pPr>
+        <w:spacing w:before="100" w:after="60"/>
+        <w:shd w:val="clear" w:color="auto" w:fill="EDEDED"/>
+      </w:pPr>
+      <w:r>
+        <w:rPr>
+          <w:rFonts w:ascii="微软雅黑" w:hAnsi="微软雅黑" w:eastAsia="微软雅黑"/>
+          <w:b/>
+          <w:i w:val="0"/>
+          <w:color w:val="404040"/>
+          <w:sz w:val="20"/>
+        </w:rPr>
+        <w:t xml:space="preserve">  【终端：硬件 · 断电状态下插线，最后才上电】  </w:t>
+      </w:r>
+    </w:p>
+    <w:p>
+      <w:pPr>
         <w:spacing w:before="20" w:after="0" w:line="240" w:lineRule="auto"/>
         <w:ind w:left="283"/>
         <w:pBdr>
@@ -5175,35 +5853,16 @@
           <w:i w:val="0"/>
           <w:sz w:val="21"/>
         </w:rPr>
-        <w:t>串口终端</w:t>
-      </w:r>
-      <w:r>
-        <w:rPr>
-          <w:rFonts w:ascii="微软雅黑" w:hAnsi="微软雅黑" w:eastAsia="微软雅黑"/>
-          <w:b w:val="0"/>
-          <w:i w:val="0"/>
-          <w:sz w:val="21"/>
-        </w:rPr>
-        <w:t xml:space="preserve">：Windows 下用 PuTTY / MobaXterm / </w:t>
-      </w:r>
-      <w:r>
-        <w:rPr>
-          <w:rFonts w:ascii="Consolas" w:hAnsi="Consolas" w:eastAsia="微软雅黑"/>
-          <w:b w:val="0"/>
-          <w:i w:val="0"/>
-          <w:color w:val="A03000"/>
-          <w:sz w:val="20"/>
-        </w:rPr>
-        <w:t>tio</w:t>
-      </w:r>
-      <w:r>
-        <w:rPr>
-          <w:rFonts w:ascii="微软雅黑" w:hAnsi="微软雅黑" w:eastAsia="微软雅黑"/>
-          <w:b w:val="0"/>
-          <w:i w:val="0"/>
-          <w:sz w:val="21"/>
-        </w:rPr>
-        <w:t>。 没串口就等于没有眼睛，</w:t>
+        <w:t>串口终端选哪个</w:t>
+      </w:r>
+      <w:r>
+        <w:rPr>
+          <w:rFonts w:ascii="微软雅黑" w:hAnsi="微软雅黑" w:eastAsia="微软雅黑"/>
+          <w:b w:val="0"/>
+          <w:i w:val="0"/>
+          <w:sz w:val="21"/>
+        </w:rPr>
+        <w:t xml:space="preserve"> —— 推荐 </w:t>
       </w:r>
       <w:r>
         <w:rPr>
@@ -5212,6 +5871,556 @@
           <w:i w:val="0"/>
           <w:sz w:val="21"/>
         </w:rPr>
+        <w:t>MobaXterm（家庭版，免费）</w:t>
+      </w:r>
+      <w:r>
+        <w:rPr>
+          <w:rFonts w:ascii="微软雅黑" w:hAnsi="微软雅黑" w:eastAsia="微软雅黑"/>
+          <w:b w:val="0"/>
+          <w:i w:val="0"/>
+          <w:sz w:val="21"/>
+        </w:rPr>
+        <w:t>：</w:t>
+      </w:r>
+    </w:p>
+    <w:tbl>
+      <w:tblPr>
+        <w:tblStyle w:val="TableGrid"/>
+        <w:tblW w:type="auto" w:w="0"/>
+        <w:tblLook w:firstColumn="1" w:firstRow="1" w:lastColumn="0" w:lastRow="0" w:noHBand="0" w:noVBand="1" w:val="04A0"/>
+      </w:tblPr>
+      <w:tblGrid>
+        <w:gridCol w:w="4819"/>
+        <w:gridCol w:w="4819"/>
+      </w:tblGrid>
+      <w:tr>
+        <w:tc>
+          <w:tcPr>
+            <w:tcW w:type="dxa" w:w="4819"/>
+            <w:shd w:val="clear" w:color="auto" w:fill="DEEAF6"/>
+          </w:tcPr>
+          <w:p>
+            <w:pPr>
+              <w:spacing w:after="0"/>
+            </w:pPr>
+            <w:r/>
+            <w:r>
+              <w:rPr>
+                <w:rFonts w:ascii="微软雅黑" w:hAnsi="微软雅黑" w:eastAsia="微软雅黑"/>
+                <w:b/>
+                <w:i w:val="0"/>
+                <w:sz w:val="19"/>
+              </w:rPr>
+              <w:t>工具</w:t>
+            </w:r>
+          </w:p>
+        </w:tc>
+        <w:tc>
+          <w:tcPr>
+            <w:tcW w:type="dxa" w:w="4819"/>
+            <w:shd w:val="clear" w:color="auto" w:fill="DEEAF6"/>
+          </w:tcPr>
+          <w:p>
+            <w:pPr>
+              <w:spacing w:after="0"/>
+            </w:pPr>
+            <w:r/>
+            <w:r>
+              <w:rPr>
+                <w:rFonts w:ascii="微软雅黑" w:hAnsi="微软雅黑" w:eastAsia="微软雅黑"/>
+                <w:b/>
+                <w:i w:val="0"/>
+                <w:sz w:val="19"/>
+              </w:rPr>
+              <w:t>评价</w:t>
+            </w:r>
+          </w:p>
+        </w:tc>
+      </w:tr>
+      <w:tr>
+        <w:tc>
+          <w:tcPr>
+            <w:tcW w:type="dxa" w:w="4819"/>
+          </w:tcPr>
+          <w:p>
+            <w:pPr>
+              <w:spacing w:after="0"/>
+            </w:pPr>
+            <w:r/>
+            <w:r>
+              <w:rPr>
+                <w:rFonts w:ascii="微软雅黑" w:hAnsi="微软雅黑" w:eastAsia="微软雅黑"/>
+                <w:b/>
+                <w:i w:val="0"/>
+                <w:sz w:val="19"/>
+              </w:rPr>
+              <w:t>MobaXterm Home Edition</w:t>
+            </w:r>
+            <w:r>
+              <w:rPr>
+                <w:rFonts w:ascii="微软雅黑" w:hAnsi="微软雅黑" w:eastAsia="微软雅黑"/>
+                <w:b w:val="0"/>
+                <w:i w:val="0"/>
+                <w:sz w:val="19"/>
+              </w:rPr>
+              <w:t xml:space="preserve"> ✅ </w:t>
+            </w:r>
+            <w:r>
+              <w:rPr>
+                <w:rFonts w:ascii="微软雅黑" w:hAnsi="微软雅黑" w:eastAsia="微软雅黑"/>
+                <w:b/>
+                <w:i w:val="0"/>
+                <w:sz w:val="19"/>
+              </w:rPr>
+              <w:t>首选</w:t>
+            </w:r>
+          </w:p>
+        </w:tc>
+        <w:tc>
+          <w:tcPr>
+            <w:tcW w:type="dxa" w:w="4819"/>
+          </w:tcPr>
+          <w:p>
+            <w:pPr>
+              <w:spacing w:after="0"/>
+            </w:pPr>
+            <w:r/>
+            <w:r>
+              <w:rPr>
+                <w:rFonts w:ascii="微软雅黑" w:hAnsi="微软雅黑" w:eastAsia="微软雅黑"/>
+                <w:b/>
+                <w:i w:val="0"/>
+                <w:sz w:val="19"/>
+              </w:rPr>
+              <w:t>串口 + SSH + SFTP 三合一</w:t>
+            </w:r>
+            <w:r>
+              <w:rPr>
+                <w:rFonts w:ascii="微软雅黑" w:hAnsi="微软雅黑" w:eastAsia="微软雅黑"/>
+                <w:b w:val="0"/>
+                <w:i w:val="0"/>
+                <w:sz w:val="19"/>
+              </w:rPr>
+              <w:t xml:space="preserve">，而且免费、有免安装便携版。&lt;br&gt;本项目后面要做的三件事它一个顶三个：&lt;br&gt;· </w:t>
+            </w:r>
+            <w:r>
+              <w:rPr>
+                <w:rFonts w:ascii="微软雅黑" w:hAnsi="微软雅黑" w:eastAsia="微软雅黑"/>
+                <w:b/>
+                <w:i w:val="0"/>
+                <w:sz w:val="19"/>
+              </w:rPr>
+              <w:t>串口</w:t>
+            </w:r>
+            <w:r>
+              <w:rPr>
+                <w:rFonts w:ascii="微软雅黑" w:hAnsi="微软雅黑" w:eastAsia="微软雅黑"/>
+                <w:b w:val="0"/>
+                <w:i w:val="0"/>
+                <w:sz w:val="19"/>
+              </w:rPr>
+              <w:t>看 PYNQ 启动日志（</w:t>
+            </w:r>
+            <w:r>
+              <w:rPr>
+                <w:rFonts w:ascii="Consolas" w:hAnsi="Consolas" w:eastAsia="微软雅黑"/>
+                <w:b w:val="0"/>
+                <w:i w:val="0"/>
+                <w:color w:val="A03000"/>
+                <w:sz w:val="18"/>
+              </w:rPr>
+              <w:t>Session → Serial</w:t>
+            </w:r>
+            <w:r>
+              <w:rPr>
+                <w:rFonts w:ascii="微软雅黑" w:hAnsi="微软雅黑" w:eastAsia="微软雅黑"/>
+                <w:b w:val="0"/>
+                <w:i w:val="0"/>
+                <w:sz w:val="19"/>
+              </w:rPr>
+              <w:t xml:space="preserve">，选 COM 口 + 115200）&lt;br&gt;· </w:t>
+            </w:r>
+            <w:r>
+              <w:rPr>
+                <w:rFonts w:ascii="微软雅黑" w:hAnsi="微软雅黑" w:eastAsia="微软雅黑"/>
+                <w:b/>
+                <w:i w:val="0"/>
+                <w:sz w:val="19"/>
+              </w:rPr>
+              <w:t>SSH</w:t>
+            </w:r>
+            <w:r>
+              <w:rPr>
+                <w:rFonts w:ascii="微软雅黑" w:hAnsi="微软雅黑" w:eastAsia="微软雅黑"/>
+                <w:b w:val="0"/>
+                <w:i w:val="0"/>
+                <w:sz w:val="19"/>
+              </w:rPr>
+              <w:t xml:space="preserve"> 登板子跑命令（串口只能看，敲长命令不方便）&lt;br&gt;· </w:t>
+            </w:r>
+            <w:r>
+              <w:rPr>
+                <w:rFonts w:ascii="微软雅黑" w:hAnsi="微软雅黑" w:eastAsia="微软雅黑"/>
+                <w:b/>
+                <w:i w:val="0"/>
+                <w:sz w:val="19"/>
+              </w:rPr>
+              <w:t>SFTP 拖拽</w:t>
+            </w:r>
+            <w:r>
+              <w:rPr>
+                <w:rFonts w:ascii="微软雅黑" w:hAnsi="微软雅黑" w:eastAsia="微软雅黑"/>
+                <w:b w:val="0"/>
+                <w:i w:val="0"/>
+                <w:sz w:val="19"/>
+              </w:rPr>
+              <w:t xml:space="preserve">传 </w:t>
+            </w:r>
+            <w:r>
+              <w:rPr>
+                <w:rFonts w:ascii="Consolas" w:hAnsi="Consolas" w:eastAsia="微软雅黑"/>
+                <w:b w:val="0"/>
+                <w:i w:val="0"/>
+                <w:color w:val="A03000"/>
+                <w:sz w:val="18"/>
+              </w:rPr>
+              <w:t>.bit</w:t>
+            </w:r>
+            <w:r>
+              <w:rPr>
+                <w:rFonts w:ascii="微软雅黑" w:hAnsi="微软雅黑" w:eastAsia="微软雅黑"/>
+                <w:b w:val="0"/>
+                <w:i w:val="0"/>
+                <w:sz w:val="19"/>
+              </w:rPr>
+              <w:t xml:space="preserve"> / </w:t>
+            </w:r>
+            <w:r>
+              <w:rPr>
+                <w:rFonts w:ascii="Consolas" w:hAnsi="Consolas" w:eastAsia="微软雅黑"/>
+                <w:b w:val="0"/>
+                <w:i w:val="0"/>
+                <w:color w:val="A03000"/>
+                <w:sz w:val="18"/>
+              </w:rPr>
+              <w:t>.hwh</w:t>
+            </w:r>
+            <w:r>
+              <w:rPr>
+                <w:rFonts w:ascii="微软雅黑" w:hAnsi="微软雅黑" w:eastAsia="微软雅黑"/>
+                <w:b w:val="0"/>
+                <w:i w:val="0"/>
+                <w:sz w:val="19"/>
+              </w:rPr>
+              <w:t xml:space="preserve">（省掉记 </w:t>
+            </w:r>
+            <w:r>
+              <w:rPr>
+                <w:rFonts w:ascii="Consolas" w:hAnsi="Consolas" w:eastAsia="微软雅黑"/>
+                <w:b w:val="0"/>
+                <w:i w:val="0"/>
+                <w:color w:val="A03000"/>
+                <w:sz w:val="18"/>
+              </w:rPr>
+              <w:t>scp</w:t>
+            </w:r>
+            <w:r>
+              <w:rPr>
+                <w:rFonts w:ascii="微软雅黑" w:hAnsi="微软雅黑" w:eastAsia="微软雅黑"/>
+                <w:b w:val="0"/>
+                <w:i w:val="0"/>
+                <w:sz w:val="19"/>
+              </w:rPr>
+              <w:t xml:space="preserve"> 命令）</w:t>
+            </w:r>
+          </w:p>
+        </w:tc>
+      </w:tr>
+      <w:tr>
+        <w:tc>
+          <w:tcPr>
+            <w:tcW w:type="dxa" w:w="4819"/>
+          </w:tcPr>
+          <w:p>
+            <w:pPr>
+              <w:spacing w:after="0"/>
+            </w:pPr>
+            <w:r/>
+            <w:r>
+              <w:rPr>
+                <w:rFonts w:ascii="微软雅黑" w:hAnsi="微软雅黑" w:eastAsia="微软雅黑"/>
+                <w:b w:val="0"/>
+                <w:i w:val="0"/>
+                <w:sz w:val="19"/>
+              </w:rPr>
+              <w:t>PuTTY</w:t>
+            </w:r>
+          </w:p>
+        </w:tc>
+        <w:tc>
+          <w:tcPr>
+            <w:tcW w:type="dxa" w:w="4819"/>
+          </w:tcPr>
+          <w:p>
+            <w:pPr>
+              <w:spacing w:after="0"/>
+            </w:pPr>
+            <w:r/>
+            <w:r>
+              <w:rPr>
+                <w:rFonts w:ascii="微软雅黑" w:hAnsi="微软雅黑" w:eastAsia="微软雅黑"/>
+                <w:b w:val="0"/>
+                <w:i w:val="0"/>
+                <w:sz w:val="19"/>
+              </w:rPr>
+              <w:t>够用且极小，但</w:t>
+            </w:r>
+            <w:r>
+              <w:rPr>
+                <w:rFonts w:ascii="微软雅黑" w:hAnsi="微软雅黑" w:eastAsia="微软雅黑"/>
+                <w:b/>
+                <w:i w:val="0"/>
+                <w:sz w:val="19"/>
+              </w:rPr>
+              <w:t>只有串口/SSH，没有文件传输</w:t>
+            </w:r>
+            <w:r>
+              <w:rPr>
+                <w:rFonts w:ascii="微软雅黑" w:hAnsi="微软雅黑" w:eastAsia="微软雅黑"/>
+                <w:b w:val="0"/>
+                <w:i w:val="0"/>
+                <w:sz w:val="19"/>
+              </w:rPr>
+              <w:t xml:space="preserve"> ——&lt;br&gt;传 </w:t>
+            </w:r>
+            <w:r>
+              <w:rPr>
+                <w:rFonts w:ascii="Consolas" w:hAnsi="Consolas" w:eastAsia="微软雅黑"/>
+                <w:b w:val="0"/>
+                <w:i w:val="0"/>
+                <w:color w:val="A03000"/>
+                <w:sz w:val="18"/>
+              </w:rPr>
+              <w:t>.bit</w:t>
+            </w:r>
+            <w:r>
+              <w:rPr>
+                <w:rFonts w:ascii="微软雅黑" w:hAnsi="微软雅黑" w:eastAsia="微软雅黑"/>
+                <w:b w:val="0"/>
+                <w:i w:val="0"/>
+                <w:sz w:val="19"/>
+              </w:rPr>
+              <w:t xml:space="preserve"> 还得另找 WinSCP。只当串口终端可以</w:t>
+            </w:r>
+          </w:p>
+        </w:tc>
+      </w:tr>
+      <w:tr>
+        <w:tc>
+          <w:tcPr>
+            <w:tcW w:type="dxa" w:w="4819"/>
+          </w:tcPr>
+          <w:p>
+            <w:pPr>
+              <w:spacing w:after="0"/>
+            </w:pPr>
+            <w:r/>
+            <w:r>
+              <w:rPr>
+                <w:rFonts w:ascii="Consolas" w:hAnsi="Consolas" w:eastAsia="微软雅黑"/>
+                <w:b w:val="0"/>
+                <w:i w:val="0"/>
+                <w:color w:val="A03000"/>
+                <w:sz w:val="18"/>
+              </w:rPr>
+              <w:t>tio</w:t>
+            </w:r>
+            <w:r>
+              <w:rPr>
+                <w:rFonts w:ascii="微软雅黑" w:hAnsi="微软雅黑" w:eastAsia="微软雅黑"/>
+                <w:b w:val="0"/>
+                <w:i w:val="0"/>
+                <w:sz w:val="19"/>
+              </w:rPr>
+              <w:t xml:space="preserve"> / </w:t>
+            </w:r>
+            <w:r>
+              <w:rPr>
+                <w:rFonts w:ascii="Consolas" w:hAnsi="Consolas" w:eastAsia="微软雅黑"/>
+                <w:b w:val="0"/>
+                <w:i w:val="0"/>
+                <w:color w:val="A03000"/>
+                <w:sz w:val="18"/>
+              </w:rPr>
+              <w:t>picocom</w:t>
+            </w:r>
+          </w:p>
+        </w:tc>
+        <w:tc>
+          <w:tcPr>
+            <w:tcW w:type="dxa" w:w="4819"/>
+          </w:tcPr>
+          <w:p>
+            <w:pPr>
+              <w:spacing w:after="0"/>
+            </w:pPr>
+            <w:r/>
+            <w:r>
+              <w:rPr>
+                <w:rFonts w:ascii="微软雅黑" w:hAnsi="微软雅黑" w:eastAsia="微软雅黑"/>
+                <w:b w:val="0"/>
+                <w:i w:val="0"/>
+                <w:sz w:val="19"/>
+              </w:rPr>
+              <w:t>Linux/macOS 上的命令行串口工具，简洁可靠。&lt;br&gt;本机是 Windows，用不上</w:t>
+            </w:r>
+          </w:p>
+        </w:tc>
+      </w:tr>
+      <w:tr>
+        <w:tc>
+          <w:tcPr>
+            <w:tcW w:type="dxa" w:w="4819"/>
+          </w:tcPr>
+          <w:p>
+            <w:pPr>
+              <w:spacing w:after="0"/>
+            </w:pPr>
+            <w:r/>
+            <w:r>
+              <w:rPr>
+                <w:rFonts w:ascii="微软雅黑" w:hAnsi="微软雅黑" w:eastAsia="微软雅黑"/>
+                <w:b w:val="0"/>
+                <w:i w:val="0"/>
+                <w:sz w:val="19"/>
+              </w:rPr>
+              <w:t>各类"串口助手"小工具</w:t>
+            </w:r>
+          </w:p>
+        </w:tc>
+        <w:tc>
+          <w:tcPr>
+            <w:tcW w:type="dxa" w:w="4819"/>
+          </w:tcPr>
+          <w:p>
+            <w:pPr>
+              <w:spacing w:after="0"/>
+            </w:pPr>
+            <w:r/>
+            <w:r>
+              <w:rPr>
+                <w:rFonts w:ascii="微软雅黑" w:hAnsi="微软雅黑" w:eastAsia="微软雅黑"/>
+                <w:b w:val="0"/>
+                <w:i w:val="0"/>
+                <w:sz w:val="19"/>
+              </w:rPr>
+              <w:t>⚠ 只收发热门波特率的能用，但</w:t>
+            </w:r>
+            <w:r>
+              <w:rPr>
+                <w:rFonts w:ascii="微软雅黑" w:hAnsi="微软雅黑" w:eastAsia="微软雅黑"/>
+                <w:b/>
+                <w:i w:val="0"/>
+                <w:sz w:val="19"/>
+              </w:rPr>
+              <w:t>看不到 Linux 启动全过程的滚屏</w:t>
+            </w:r>
+            <w:r>
+              <w:rPr>
+                <w:rFonts w:ascii="微软雅黑" w:hAnsi="微软雅黑" w:eastAsia="微软雅黑"/>
+                <w:b w:val="0"/>
+                <w:i w:val="0"/>
+                <w:sz w:val="19"/>
+              </w:rPr>
+              <w:t>，&lt;br&gt;排查"卡在 Loading kernel"时很吃亏</w:t>
+            </w:r>
+          </w:p>
+        </w:tc>
+      </w:tr>
+    </w:tbl>
+    <w:p>
+      <w:pPr>
+        <w:spacing w:after="40"/>
+      </w:pPr>
+    </w:p>
+    <w:p>
+      <w:pPr>
+        <w:spacing w:after="60" w:line="269" w:lineRule="auto"/>
+        <w:ind w:left="340"/>
+        <w:pBdr>
+          <w:left w:val="single" w:sz="16" w:space="8" w:color="E0A060"/>
+        </w:pBdr>
+      </w:pPr>
+      <w:r>
+        <w:rPr>
+          <w:rFonts w:ascii="微软雅黑" w:hAnsi="微软雅黑" w:eastAsia="微软雅黑"/>
+          <w:b w:val="0"/>
+          <w:i w:val="0"/>
+          <w:sz w:val="21"/>
+        </w:rPr>
+        <w:t xml:space="preserve">⚠ </w:t>
+      </w:r>
+      <w:r>
+        <w:rPr>
+          <w:rFonts w:ascii="微软雅黑" w:hAnsi="微软雅黑" w:eastAsia="微软雅黑"/>
+          <w:b/>
+          <w:i w:val="0"/>
+          <w:sz w:val="21"/>
+        </w:rPr>
+        <w:t>波特率 115200 / 8 数据位 / 无校验 / 1 停止位（8N1）</w:t>
+      </w:r>
+      <w:r>
+        <w:rPr>
+          <w:rFonts w:ascii="微软雅黑" w:hAnsi="微软雅黑" w:eastAsia="微软雅黑"/>
+          <w:b w:val="0"/>
+          <w:i w:val="0"/>
+          <w:sz w:val="21"/>
+        </w:rPr>
+        <w:t>，流控关掉。 这是 PYNQ 镜像的默认值，改了会看到乱码。</w:t>
+      </w:r>
+    </w:p>
+    <w:p>
+      <w:pPr>
+        <w:spacing w:after="60" w:line="269" w:lineRule="auto"/>
+        <w:ind w:left="340"/>
+        <w:pBdr>
+          <w:left w:val="single" w:sz="16" w:space="8" w:color="E0A060"/>
+        </w:pBdr>
+      </w:pPr>
+      <w:r>
+        <w:rPr>
+          <w:rFonts w:ascii="微软雅黑" w:hAnsi="微软雅黑" w:eastAsia="微软雅黑"/>
+          <w:b w:val="0"/>
+          <w:i w:val="0"/>
+          <w:sz w:val="21"/>
+        </w:rPr>
+        <w:t xml:space="preserve">⚠ </w:t>
+      </w:r>
+      <w:r>
+        <w:rPr>
+          <w:rFonts w:ascii="微软雅黑" w:hAnsi="微软雅黑" w:eastAsia="微软雅黑"/>
+          <w:b/>
+          <w:i w:val="0"/>
+          <w:sz w:val="21"/>
+        </w:rPr>
+        <w:t>没串口就等于没有眼睛</w:t>
+      </w:r>
+      <w:r>
+        <w:rPr>
+          <w:rFonts w:ascii="微软雅黑" w:hAnsi="微软雅黑" w:eastAsia="微软雅黑"/>
+          <w:b w:val="0"/>
+          <w:i w:val="0"/>
+          <w:sz w:val="21"/>
+        </w:rPr>
+        <w:t xml:space="preserve"> —— PYNQ 起没起来、卡在哪一步， 全看串口输出。</w:t>
+      </w:r>
+      <w:r>
+        <w:rPr>
+          <w:rFonts w:ascii="微软雅黑" w:hAnsi="微软雅黑" w:eastAsia="微软雅黑"/>
+          <w:b/>
+          <w:i w:val="0"/>
+          <w:sz w:val="21"/>
+        </w:rPr>
         <w:t>先把这个弄通再往下</w:t>
       </w:r>
       <w:r>
@@ -5221,7 +6430,7 @@
           <w:i w:val="0"/>
           <w:sz w:val="21"/>
         </w:rPr>
-        <w:t>。</w:t>
+        <w:t>，不要靠"板子上灯亮了"猜。</w:t>
       </w:r>
     </w:p>
     <w:p>
@@ -5838,6 +7047,22 @@
     </w:p>
     <w:p>
       <w:pPr>
+        <w:spacing w:before="100" w:after="60"/>
+        <w:shd w:val="clear" w:color="auto" w:fill="FFF2CC"/>
+      </w:pPr>
+      <w:r>
+        <w:rPr>
+          <w:rFonts w:ascii="微软雅黑" w:hAnsi="微软雅黑" w:eastAsia="微软雅黑"/>
+          <w:b/>
+          <w:i w:val="0"/>
+          <w:color w:val="7F4F00"/>
+          <w:sz w:val="20"/>
+        </w:rPr>
+        <w:t xml:space="preserve">  【终端：串口 · MobaXterm（或 PuTTY）· 115200 8N1】  </w:t>
+      </w:r>
+    </w:p>
+    <w:p>
+      <w:pPr>
         <w:spacing w:before="20" w:after="0" w:line="240" w:lineRule="auto"/>
         <w:ind w:left="283"/>
         <w:pBdr>
@@ -6123,6 +7348,22 @@
     </w:p>
     <w:p>
       <w:pPr>
+        <w:spacing w:before="100" w:after="60"/>
+        <w:shd w:val="clear" w:color="auto" w:fill="DEEAF6"/>
+      </w:pPr>
+      <w:r>
+        <w:rPr>
+          <w:rFonts w:ascii="微软雅黑" w:hAnsi="微软雅黑" w:eastAsia="微软雅黑"/>
+          <w:b/>
+          <w:i w:val="0"/>
+          <w:color w:val="1F4E79"/>
+          <w:sz w:val="20"/>
+        </w:rPr>
+        <w:t xml:space="preserve">  【终端：PC · Git Bash】  </w:t>
+      </w:r>
+    </w:p>
+    <w:p>
+      <w:pPr>
         <w:spacing w:before="20" w:after="0" w:line="240" w:lineRule="auto"/>
         <w:ind w:left="283"/>
         <w:pBdr>
@@ -6408,6 +7649,22 @@
           <w:sz w:val="21"/>
         </w:rPr>
         <w:t xml:space="preserve"> 里一个我们的 IP 都看不到 —— 很容易误判成 overlay 有问题。</w:t>
+      </w:r>
+    </w:p>
+    <w:p>
+      <w:pPr>
+        <w:spacing w:before="100" w:after="60"/>
+        <w:shd w:val="clear" w:color="auto" w:fill="DEEAF6"/>
+      </w:pPr>
+      <w:r>
+        <w:rPr>
+          <w:rFonts w:ascii="微软雅黑" w:hAnsi="微软雅黑" w:eastAsia="微软雅黑"/>
+          <w:b/>
+          <w:i w:val="0"/>
+          <w:color w:val="1F4E79"/>
+          <w:sz w:val="20"/>
+        </w:rPr>
+        <w:t xml:space="preserve">  【终端：PC · Git Bash】  </w:t>
       </w:r>
     </w:p>
     <w:p>
@@ -6751,6 +8008,22 @@
           <w:sz w:val="21"/>
         </w:rPr>
         <w:t xml:space="preserve"> 解析 IP 表）。</w:t>
+      </w:r>
+    </w:p>
+    <w:p>
+      <w:pPr>
+        <w:spacing w:before="100" w:after="60"/>
+        <w:shd w:val="clear" w:color="auto" w:fill="E2EFDA"/>
+      </w:pPr>
+      <w:r>
+        <w:rPr>
+          <w:rFonts w:ascii="微软雅黑" w:hAnsi="微软雅黑" w:eastAsia="微软雅黑"/>
+          <w:b/>
+          <w:i w:val="0"/>
+          <w:color w:val="375A1E"/>
+          <w:sz w:val="20"/>
+        </w:rPr>
+        <w:t xml:space="preserve">  【终端：PYNQ · Jupyter（浏览器 :9090）或串口】  </w:t>
       </w:r>
     </w:p>
     <w:p>
@@ -8938,6 +10211,22 @@
     </w:p>
     <w:p>
       <w:pPr>
+        <w:spacing w:before="100" w:after="60"/>
+        <w:shd w:val="clear" w:color="auto" w:fill="E2EFDA"/>
+      </w:pPr>
+      <w:r>
+        <w:rPr>
+          <w:rFonts w:ascii="微软雅黑" w:hAnsi="微软雅黑" w:eastAsia="微软雅黑"/>
+          <w:b/>
+          <w:i w:val="0"/>
+          <w:color w:val="375A1E"/>
+          <w:sz w:val="20"/>
+        </w:rPr>
+        <w:t xml:space="preserve">  【终端：PYNQ · Jupyter 或串口】  </w:t>
+      </w:r>
+    </w:p>
+    <w:p>
+      <w:pPr>
         <w:spacing w:before="20" w:after="0" w:line="240" w:lineRule="auto"/>
         <w:ind w:left="283"/>
         <w:pBdr>
@@ -9386,6 +10675,22 @@
           <w:sz w:val="18"/>
         </w:rPr>
         <w:t>⑥ invalidate cache，读结果</w:t>
+      </w:r>
+    </w:p>
+    <w:p>
+      <w:pPr>
+        <w:spacing w:before="100" w:after="60"/>
+        <w:shd w:val="clear" w:color="auto" w:fill="E2EFDA"/>
+      </w:pPr>
+      <w:r>
+        <w:rPr>
+          <w:rFonts w:ascii="微软雅黑" w:hAnsi="微软雅黑" w:eastAsia="微软雅黑"/>
+          <w:b/>
+          <w:i w:val="0"/>
+          <w:color w:val="375A1E"/>
+          <w:sz w:val="20"/>
+        </w:rPr>
+        <w:t xml:space="preserve">  【终端：PYNQ · Jupyter 或串口】  </w:t>
       </w:r>
     </w:p>
     <w:p>
@@ -10390,6 +11695,22 @@
           <w:sz w:val="21"/>
         </w:rPr>
         <w:t xml:space="preserve"> 里的值和 PC 上 golden 对得上。</w:t>
+      </w:r>
+    </w:p>
+    <w:p>
+      <w:pPr>
+        <w:spacing w:before="100" w:after="60"/>
+        <w:shd w:val="clear" w:color="auto" w:fill="DEEAF6"/>
+      </w:pPr>
+      <w:r>
+        <w:rPr>
+          <w:rFonts w:ascii="微软雅黑" w:hAnsi="微软雅黑" w:eastAsia="微软雅黑"/>
+          <w:b/>
+          <w:i w:val="0"/>
+          <w:color w:val="1F4E79"/>
+          <w:sz w:val="20"/>
+        </w:rPr>
+        <w:t xml:space="preserve">  【终端：PC · Git Bash】  </w:t>
       </w:r>
     </w:p>
     <w:p>
@@ -11940,6 +13261,22 @@
     </w:p>
     <w:p>
       <w:pPr>
+        <w:spacing w:before="100" w:after="60"/>
+        <w:shd w:val="clear" w:color="auto" w:fill="E2EFDA"/>
+      </w:pPr>
+      <w:r>
+        <w:rPr>
+          <w:rFonts w:ascii="微软雅黑" w:hAnsi="微软雅黑" w:eastAsia="微软雅黑"/>
+          <w:b/>
+          <w:i w:val="0"/>
+          <w:color w:val="375A1E"/>
+          <w:sz w:val="20"/>
+        </w:rPr>
+        <w:t xml:space="preserve">  【终端：PYNQ · Jupyter 或串口】  </w:t>
+      </w:r>
+    </w:p>
+    <w:p>
+      <w:pPr>
         <w:spacing w:before="20" w:after="0" w:line="240" w:lineRule="auto"/>
         <w:ind w:left="283"/>
         <w:pBdr>
@@ -12340,6 +13677,22 @@
     </w:p>
     <w:p>
       <w:pPr>
+        <w:spacing w:before="100" w:after="60"/>
+        <w:shd w:val="clear" w:color="auto" w:fill="E2EFDA"/>
+      </w:pPr>
+      <w:r>
+        <w:rPr>
+          <w:rFonts w:ascii="微软雅黑" w:hAnsi="微软雅黑" w:eastAsia="微软雅黑"/>
+          <w:b/>
+          <w:i w:val="0"/>
+          <w:color w:val="375A1E"/>
+          <w:sz w:val="20"/>
+        </w:rPr>
+        <w:t xml:space="preserve">  【终端：PYNQ · Jupyter 或串口】  </w:t>
+      </w:r>
+    </w:p>
+    <w:p>
+      <w:pPr>
         <w:spacing w:before="20" w:after="0" w:line="240" w:lineRule="auto"/>
         <w:ind w:left="283"/>
         <w:pBdr>
@@ -12510,6 +13863,22 @@
           <w:sz w:val="21"/>
         </w:rPr>
         <w:t>结果与 PC golden 对拍：</w:t>
+      </w:r>
+    </w:p>
+    <w:p>
+      <w:pPr>
+        <w:spacing w:before="100" w:after="60"/>
+        <w:shd w:val="clear" w:color="auto" w:fill="DEEAF6"/>
+      </w:pPr>
+      <w:r>
+        <w:rPr>
+          <w:rFonts w:ascii="微软雅黑" w:hAnsi="微软雅黑" w:eastAsia="微软雅黑"/>
+          <w:b/>
+          <w:i w:val="0"/>
+          <w:color w:val="1F4E79"/>
+          <w:sz w:val="20"/>
+        </w:rPr>
+        <w:t xml:space="preserve">  【终端：PC · Git Bash】  </w:t>
       </w:r>
     </w:p>
     <w:p>
@@ -13990,6 +15359,22 @@
           <w:sz w:val="21"/>
         </w:rPr>
         <w:t>：</w:t>
+      </w:r>
+    </w:p>
+    <w:p>
+      <w:pPr>
+        <w:spacing w:before="100" w:after="60"/>
+        <w:shd w:val="clear" w:color="auto" w:fill="DEEAF6"/>
+      </w:pPr>
+      <w:r>
+        <w:rPr>
+          <w:rFonts w:ascii="微软雅黑" w:hAnsi="微软雅黑" w:eastAsia="微软雅黑"/>
+          <w:b/>
+          <w:i w:val="0"/>
+          <w:color w:val="1F4E79"/>
+          <w:sz w:val="20"/>
+        </w:rPr>
+        <w:t xml:space="preserve">  【终端：PC · Git Bash】  </w:t>
       </w:r>
     </w:p>
     <w:p>
@@ -17054,6 +18439,22 @@
     </w:p>
     <w:p>
       <w:pPr>
+        <w:spacing w:before="100" w:after="60"/>
+        <w:shd w:val="clear" w:color="auto" w:fill="DEEAF6"/>
+      </w:pPr>
+      <w:r>
+        <w:rPr>
+          <w:rFonts w:ascii="微软雅黑" w:hAnsi="微软雅黑" w:eastAsia="微软雅黑"/>
+          <w:b/>
+          <w:i w:val="0"/>
+          <w:color w:val="1F4E79"/>
+          <w:sz w:val="20"/>
+        </w:rPr>
+        <w:t xml:space="preserve">  【终端：PC · Git Bash】  </w:t>
+      </w:r>
+    </w:p>
+    <w:p>
+      <w:pPr>
         <w:spacing w:before="20" w:after="0" w:line="240" w:lineRule="auto"/>
         <w:ind w:left="283"/>
         <w:pBdr>
@@ -17390,6 +18791,22 @@
           <w:sz w:val="18"/>
         </w:rPr>
         <w:t>python host/dump_frame.py show board.bin --side-by-side golden.bin --png cmp.png</w:t>
+      </w:r>
+    </w:p>
+    <w:p>
+      <w:pPr>
+        <w:spacing w:before="100" w:after="60"/>
+        <w:shd w:val="clear" w:color="auto" w:fill="E2EFDA"/>
+      </w:pPr>
+      <w:r>
+        <w:rPr>
+          <w:rFonts w:ascii="微软雅黑" w:hAnsi="微软雅黑" w:eastAsia="微软雅黑"/>
+          <w:b/>
+          <w:i w:val="0"/>
+          <w:color w:val="375A1E"/>
+          <w:sz w:val="20"/>
+        </w:rPr>
+        <w:t xml:space="preserve">  【终端：PYNQ · Jupyter 或串口】  </w:t>
       </w:r>
     </w:p>
     <w:p>
@@ -17866,6 +19283,22 @@
     </w:p>
     <w:p>
       <w:pPr>
+        <w:spacing w:before="100" w:after="60"/>
+        <w:shd w:val="clear" w:color="auto" w:fill="DEEAF6"/>
+      </w:pPr>
+      <w:r>
+        <w:rPr>
+          <w:rFonts w:ascii="微软雅黑" w:hAnsi="微软雅黑" w:eastAsia="微软雅黑"/>
+          <w:b/>
+          <w:i w:val="0"/>
+          <w:color w:val="1F4E79"/>
+          <w:sz w:val="20"/>
+        </w:rPr>
+        <w:t xml:space="preserve">  【终端：PC · Git Bash（或直接看仓库里的文件）】  </w:t>
+      </w:r>
+    </w:p>
+    <w:p>
+      <w:pPr>
         <w:spacing w:before="20" w:after="20" w:line="240" w:lineRule="auto"/>
         <w:ind w:left="283"/>
         <w:pBdr>
@@ -17905,6 +19338,22 @@
           <w:sz w:val="21"/>
         </w:rPr>
         <w:t xml:space="preserve"> 改了本文件之后重跑一次即可：</w:t>
+      </w:r>
+    </w:p>
+    <w:p>
+      <w:pPr>
+        <w:spacing w:before="100" w:after="60"/>
+        <w:shd w:val="clear" w:color="auto" w:fill="DEEAF6"/>
+      </w:pPr>
+      <w:r>
+        <w:rPr>
+          <w:rFonts w:ascii="微软雅黑" w:hAnsi="微软雅黑" w:eastAsia="微软雅黑"/>
+          <w:b/>
+          <w:i w:val="0"/>
+          <w:color w:val="1F4E79"/>
+          <w:sz w:val="20"/>
+        </w:rPr>
+        <w:t xml:space="preserve">  【终端：PC · Git Bash】  </w:t>
       </w:r>
     </w:p>
     <w:p>
